--- a/docs/content/nested_anova/nested_anova_activity.docx
+++ b/docs/content/nested_anova/nested_anova_activity.docx
@@ -122,6 +122,158 @@
         <w:pStyle w:val="BlockText"/>
       </w:pPr>
       <w:r>
+        <w:rPr>
+          <w:b/>
+          <w:bCs/>
+        </w:rPr>
+        <w:t xml:space="preserve">Every grey</w:t>
+      </w:r>
+      <w:r>
+        <w:rPr>
+          <w:b/>
+          <w:bCs/>
+        </w:rPr>
+        <w:t xml:space="preserve"> </w:t>
+      </w:r>
+      <w:r>
+        <w:rPr>
+          <w:rStyle w:val="VerbatimChar"/>
+          <w:b/>
+          <w:bCs/>
+        </w:rPr>
+        <w:t xml:space="preserve">r</w:t>
+      </w:r>
+      <w:r>
+        <w:rPr>
+          <w:b/>
+          <w:bCs/>
+        </w:rPr>
+        <w:t xml:space="preserve"> </w:t>
+      </w:r>
+      <w:r>
+        <w:rPr>
+          <w:b/>
+          <w:bCs/>
+        </w:rPr>
+        <w:t xml:space="preserve">box below is code you type into an R script — not into the Console.</w:t>
+      </w:r>
+      <w:r>
+        <w:t xml:space="preserve"> </w:t>
+      </w:r>
+      <w:r>
+        <w:t xml:space="preserve">Before you start:</w:t>
+      </w:r>
+      <w:r>
+        <w:t xml:space="preserve"> </w:t>
+      </w:r>
+      <w:r>
+        <w:rPr>
+          <w:b/>
+          <w:bCs/>
+        </w:rPr>
+        <w:t xml:space="preserve">File → New File → R Script</w:t>
+      </w:r>
+      <w:r>
+        <w:t xml:space="preserve">, and save it as</w:t>
+      </w:r>
+      <w:r>
+        <w:t xml:space="preserve"> </w:t>
+      </w:r>
+      <w:r>
+        <w:rPr>
+          <w:rStyle w:val="VerbatimChar"/>
+        </w:rPr>
+        <w:t xml:space="preserve">14_nested_anova.R</w:t>
+      </w:r>
+      <w:r>
+        <w:t xml:space="preserve"> </w:t>
+      </w:r>
+      <w:r>
+        <w:t xml:space="preserve">in your project’s</w:t>
+      </w:r>
+      <w:r>
+        <w:t xml:space="preserve"> </w:t>
+      </w:r>
+      <w:r>
+        <w:rPr>
+          <w:rStyle w:val="VerbatimChar"/>
+        </w:rPr>
+        <w:t xml:space="preserve">scripts/</w:t>
+      </w:r>
+      <w:r>
+        <w:t xml:space="preserve"> </w:t>
+      </w:r>
+      <w:r>
+        <w:t xml:space="preserve">folder. Then work down the worksheet, adding each block to the bottom of that one script, in order.</w:t>
+      </w:r>
+    </w:p>
+    <w:p>
+      <w:pPr>
+        <w:pStyle w:val="BlockText"/>
+      </w:pPr>
+      <w:r>
+        <w:rPr>
+          <w:b/>
+          <w:bCs/>
+        </w:rPr>
+        <w:t xml:space="preserve">Type the</w:t>
+      </w:r>
+      <w:r>
+        <w:rPr>
+          <w:b/>
+          <w:bCs/>
+        </w:rPr>
+        <w:t xml:space="preserve"> </w:t>
+      </w:r>
+      <w:r>
+        <w:rPr>
+          <w:rStyle w:val="VerbatimChar"/>
+          <w:b/>
+          <w:bCs/>
+        </w:rPr>
+        <w:t xml:space="preserve"># ── Part …</w:t>
+      </w:r>
+      <w:r>
+        <w:rPr>
+          <w:b/>
+          <w:bCs/>
+        </w:rPr>
+        <w:t xml:space="preserve"> </w:t>
+      </w:r>
+      <w:r>
+        <w:rPr>
+          <w:b/>
+          <w:bCs/>
+        </w:rPr>
+        <w:t xml:space="preserve">header comment at the top of each block, too.</w:t>
+      </w:r>
+      <w:r>
+        <w:t xml:space="preserve"> </w:t>
+      </w:r>
+      <w:r>
+        <w:t xml:space="preserve">Those comment lines are not decoration — they are how your script stays navigable, how you find your way back to a block that broke, and how I find your work when I read your script. A block with no header comment is a block I cannot place. In RStudio they also show up in the document outline (the</w:t>
+      </w:r>
+      <w:r>
+        <w:t xml:space="preserve"> </w:t>
+      </w:r>
+      <w:r>
+        <w:rPr>
+          <w:rStyle w:val="VerbatimChar"/>
+        </w:rPr>
+        <w:t xml:space="preserve">≡</w:t>
+      </w:r>
+      <w:r>
+        <w:t xml:space="preserve"> </w:t>
+      </w:r>
+      <w:r>
+        <w:t xml:space="preserve">button at the bottom-left of the editor) so you can jump straight to any part.</w:t>
+      </w:r>
+    </w:p>
+    <w:p>
+      <w:pPr>
+        <w:pStyle w:val="BlockText"/>
+      </w:pPr>
+      <w:r>
         <w:t xml:space="preserve">This worksheet uses the sea urchin grazing / algae cover dataset from lecture, where</w:t>
       </w:r>
       <w:r>
@@ -190,6 +342,15 @@
       </w:pPr>
       <w:r>
         <w:rPr>
+          <w:rStyle w:val="CommentTok"/>
+        </w:rPr>
+        <w:t xml:space="preserve"># ── Part 1.1 · Setup and Data ───────────────────────────────────────────</w:t>
+      </w:r>
+      <w:r>
+        <w:br/>
+      </w:r>
+      <w:r>
+        <w:rPr>
           <w:rStyle w:val="FunctionTok"/>
         </w:rPr>
         <w:t xml:space="preserve">library</w:t>
@@ -469,6 +630,63 @@
       </w:r>
       <w:r>
         <w:rPr>
+          <w:rStyle w:val="CommentTok"/>
+        </w:rPr>
+        <w:t xml:space="preserve"># Map to Quinn &amp; Keough's Table 9.1 densities. </w:t>
+      </w:r>
+      <w:r>
+        <w:rPr>
+          <w:rStyle w:val="AlertTok"/>
+        </w:rPr>
+        <w:t xml:space="preserve">NOTE</w:t>
+      </w:r>
+      <w:r>
+        <w:rPr>
+          <w:rStyle w:val="CommentTok"/>
+        </w:rPr>
+        <w:t xml:space="preserve"> the file's dens_33 /</w:t>
+      </w:r>
+      <w:r>
+        <w:br/>
+      </w:r>
+      <w:r>
+        <w:rPr>
+          <w:rStyle w:val="NormalTok"/>
+        </w:rPr>
+        <w:t xml:space="preserve">  </w:t>
+      </w:r>
+      <w:r>
+        <w:rPr>
+          <w:rStyle w:val="CommentTok"/>
+        </w:rPr>
+        <w:t xml:space="preserve"># dens_66 labels are the reverse of the book's percentages -- verified by</w:t>
+      </w:r>
+      <w:r>
+        <w:br/>
+      </w:r>
+      <w:r>
+        <w:rPr>
+          <w:rStyle w:val="NormalTok"/>
+        </w:rPr>
+        <w:t xml:space="preserve">  </w:t>
+      </w:r>
+      <w:r>
+        <w:rPr>
+          <w:rStyle w:val="CommentTok"/>
+        </w:rPr>
+        <w:t xml:space="preserve"># matching patch means: dens_33 is the book's 66% group, dens_66 its 33%.</w:t>
+      </w:r>
+      <w:r>
+        <w:br/>
+      </w:r>
+      <w:r>
+        <w:rPr>
+          <w:rStyle w:val="NormalTok"/>
+        </w:rPr>
+        <w:t xml:space="preserve">  </w:t>
+      </w:r>
+      <w:r>
+        <w:rPr>
           <w:rStyle w:val="FunctionTok"/>
         </w:rPr>
         <w:t xml:space="preserve">mutate</w:t>
@@ -552,13 +770,19 @@
         <w:rPr>
           <w:rStyle w:val="StringTok"/>
         </w:rPr>
-        <w:t xml:space="preserve">"none"</w:t>
-      </w:r>
-      <w:r>
-        <w:rPr>
-          <w:rStyle w:val="NormalTok"/>
-        </w:rPr>
-        <w:t xml:space="preserve">,</w:t>
+        <w:t xml:space="preserve">"0%"</w:t>
+      </w:r>
+      <w:r>
+        <w:rPr>
+          <w:rStyle w:val="NormalTok"/>
+        </w:rPr>
+        <w:t xml:space="preserve">,     </w:t>
+      </w:r>
+      <w:r>
+        <w:rPr>
+          <w:rStyle w:val="CommentTok"/>
+        </w:rPr>
+        <w:t xml:space="preserve"># book  0% density, mean algae 39.2</w:t>
       </w:r>
       <w:r>
         <w:br/>
@@ -585,6 +809,132 @@
         <w:rPr>
           <w:rStyle w:val="StringTok"/>
         </w:rPr>
+        <w:t xml:space="preserve">"dens_66"</w:t>
+      </w:r>
+      <w:r>
+        <w:rPr>
+          <w:rStyle w:val="NormalTok"/>
+        </w:rPr>
+        <w:t xml:space="preserve"> </w:t>
+      </w:r>
+      <w:r>
+        <w:rPr>
+          <w:rStyle w:val="SpecialCharTok"/>
+        </w:rPr>
+        <w:t xml:space="preserve">~</w:t>
+      </w:r>
+      <w:r>
+        <w:rPr>
+          <w:rStyle w:val="NormalTok"/>
+        </w:rPr>
+        <w:t xml:space="preserve"> </w:t>
+      </w:r>
+      <w:r>
+        <w:rPr>
+          <w:rStyle w:val="StringTok"/>
+        </w:rPr>
+        <w:t xml:space="preserve">"33%"</w:t>
+      </w:r>
+      <w:r>
+        <w:rPr>
+          <w:rStyle w:val="NormalTok"/>
+        </w:rPr>
+        <w:t xml:space="preserve">,    </w:t>
+      </w:r>
+      <w:r>
+        <w:rPr>
+          <w:rStyle w:val="CommentTok"/>
+        </w:rPr>
+        <w:t xml:space="preserve"># book 33% density, mean algae 19.0</w:t>
+      </w:r>
+      <w:r>
+        <w:br/>
+      </w:r>
+      <w:r>
+        <w:rPr>
+          <w:rStyle w:val="NormalTok"/>
+        </w:rPr>
+        <w:t xml:space="preserve">         treat </w:t>
+      </w:r>
+      <w:r>
+        <w:rPr>
+          <w:rStyle w:val="SpecialCharTok"/>
+        </w:rPr>
+        <w:t xml:space="preserve">==</w:t>
+      </w:r>
+      <w:r>
+        <w:rPr>
+          <w:rStyle w:val="NormalTok"/>
+        </w:rPr>
+        <w:t xml:space="preserve"> </w:t>
+      </w:r>
+      <w:r>
+        <w:rPr>
+          <w:rStyle w:val="StringTok"/>
+        </w:rPr>
+        <w:t xml:space="preserve">"dens_33"</w:t>
+      </w:r>
+      <w:r>
+        <w:rPr>
+          <w:rStyle w:val="NormalTok"/>
+        </w:rPr>
+        <w:t xml:space="preserve"> </w:t>
+      </w:r>
+      <w:r>
+        <w:rPr>
+          <w:rStyle w:val="SpecialCharTok"/>
+        </w:rPr>
+        <w:t xml:space="preserve">~</w:t>
+      </w:r>
+      <w:r>
+        <w:rPr>
+          <w:rStyle w:val="NormalTok"/>
+        </w:rPr>
+        <w:t xml:space="preserve"> </w:t>
+      </w:r>
+      <w:r>
+        <w:rPr>
+          <w:rStyle w:val="StringTok"/>
+        </w:rPr>
+        <w:t xml:space="preserve">"66%"</w:t>
+      </w:r>
+      <w:r>
+        <w:rPr>
+          <w:rStyle w:val="NormalTok"/>
+        </w:rPr>
+        <w:t xml:space="preserve">,    </w:t>
+      </w:r>
+      <w:r>
+        <w:rPr>
+          <w:rStyle w:val="CommentTok"/>
+        </w:rPr>
+        <w:t xml:space="preserve"># book 66% density, mean algae 21.6</w:t>
+      </w:r>
+      <w:r>
+        <w:br/>
+      </w:r>
+      <w:r>
+        <w:rPr>
+          <w:rStyle w:val="NormalTok"/>
+        </w:rPr>
+        <w:t xml:space="preserve">         treat </w:t>
+      </w:r>
+      <w:r>
+        <w:rPr>
+          <w:rStyle w:val="SpecialCharTok"/>
+        </w:rPr>
+        <w:t xml:space="preserve">==</w:t>
+      </w:r>
+      <w:r>
+        <w:rPr>
+          <w:rStyle w:val="NormalTok"/>
+        </w:rPr>
+        <w:t xml:space="preserve"> </w:t>
+      </w:r>
+      <w:r>
+        <w:rPr>
+          <w:rStyle w:val="StringTok"/>
+        </w:rPr>
         <w:t xml:space="preserve">"control"</w:t>
       </w:r>
       <w:r>
@@ -609,28 +959,46 @@
         <w:rPr>
           <w:rStyle w:val="StringTok"/>
         </w:rPr>
-        <w:t xml:space="preserve">"high"</w:t>
-      </w:r>
-      <w:r>
-        <w:rPr>
-          <w:rStyle w:val="NormalTok"/>
-        </w:rPr>
-        <w:t xml:space="preserve">,</w:t>
-      </w:r>
-      <w:r>
-        <w:br/>
-      </w:r>
-      <w:r>
-        <w:rPr>
-          <w:rStyle w:val="NormalTok"/>
-        </w:rPr>
-        <w:t xml:space="preserve">         treat </w:t>
+        <w:t xml:space="preserve">"100%"</w:t>
+      </w:r>
+      <w:r>
+        <w:rPr>
+          <w:rStyle w:val="NormalTok"/>
+        </w:rPr>
+        <w:t xml:space="preserve">,   </w:t>
+      </w:r>
+      <w:r>
+        <w:rPr>
+          <w:rStyle w:val="CommentTok"/>
+        </w:rPr>
+        <w:t xml:space="preserve"># book 100% density, mean algae 1.3</w:t>
+      </w:r>
+      <w:r>
+        <w:br/>
+      </w:r>
+      <w:r>
+        <w:rPr>
+          <w:rStyle w:val="NormalTok"/>
+        </w:rPr>
+        <w:t xml:space="preserve">         </w:t>
+      </w:r>
+      <w:r>
+        <w:rPr>
+          <w:rStyle w:val="ConstantTok"/>
+        </w:rPr>
+        <w:t xml:space="preserve">TRUE</w:t>
+      </w:r>
+      <w:r>
+        <w:rPr>
+          <w:rStyle w:val="NormalTok"/>
+        </w:rPr>
+        <w:t xml:space="preserve"> </w:t>
       </w:r>
       <w:r>
         <w:rPr>
           <w:rStyle w:val="SpecialCharTok"/>
         </w:rPr>
-        <w:t xml:space="preserve">==</w:t>
+        <w:t xml:space="preserve">~</w:t>
       </w:r>
       <w:r>
         <w:rPr>
@@ -642,160 +1010,172 @@
         <w:rPr>
           <w:rStyle w:val="StringTok"/>
         </w:rPr>
-        <w:t xml:space="preserve">"dens_33"</w:t>
-      </w:r>
-      <w:r>
-        <w:rPr>
-          <w:rStyle w:val="NormalTok"/>
-        </w:rPr>
-        <w:t xml:space="preserve"> </w:t>
+        <w:t xml:space="preserve">"other"</w:t>
+      </w:r>
+      <w:r>
+        <w:rPr>
+          <w:rStyle w:val="NormalTok"/>
+        </w:rPr>
+        <w:t xml:space="preserve">)) </w:t>
       </w:r>
       <w:r>
         <w:rPr>
           <w:rStyle w:val="SpecialCharTok"/>
         </w:rPr>
-        <w:t xml:space="preserve">~</w:t>
-      </w:r>
-      <w:r>
-        <w:rPr>
-          <w:rStyle w:val="NormalTok"/>
-        </w:rPr>
-        <w:t xml:space="preserve"> </w:t>
+        <w:t xml:space="preserve">%&gt;%</w:t>
+      </w:r>
+      <w:r>
+        <w:br/>
+      </w:r>
+      <w:r>
+        <w:rPr>
+          <w:rStyle w:val="NormalTok"/>
+        </w:rPr>
+        <w:t xml:space="preserve">  </w:t>
+      </w:r>
+      <w:r>
+        <w:rPr>
+          <w:rStyle w:val="FunctionTok"/>
+        </w:rPr>
+        <w:t xml:space="preserve">mutate</w:t>
+      </w:r>
+      <w:r>
+        <w:rPr>
+          <w:rStyle w:val="NormalTok"/>
+        </w:rPr>
+        <w:t xml:space="preserve">(</w:t>
+      </w:r>
+      <w:r>
+        <w:rPr>
+          <w:rStyle w:val="AttributeTok"/>
+        </w:rPr>
+        <w:t xml:space="preserve">treat =</w:t>
+      </w:r>
+      <w:r>
+        <w:rPr>
+          <w:rStyle w:val="NormalTok"/>
+        </w:rPr>
+        <w:t xml:space="preserve"> </w:t>
+      </w:r>
+      <w:r>
+        <w:rPr>
+          <w:rStyle w:val="FunctionTok"/>
+        </w:rPr>
+        <w:t xml:space="preserve">factor</w:t>
+      </w:r>
+      <w:r>
+        <w:rPr>
+          <w:rStyle w:val="NormalTok"/>
+        </w:rPr>
+        <w:t xml:space="preserve">(treat,</w:t>
+      </w:r>
+      <w:r>
+        <w:br/>
+      </w:r>
+      <w:r>
+        <w:rPr>
+          <w:rStyle w:val="NormalTok"/>
+        </w:rPr>
+        <w:t xml:space="preserve">                        </w:t>
+      </w:r>
+      <w:r>
+        <w:rPr>
+          <w:rStyle w:val="AttributeTok"/>
+        </w:rPr>
+        <w:t xml:space="preserve">levels =</w:t>
+      </w:r>
+      <w:r>
+        <w:rPr>
+          <w:rStyle w:val="NormalTok"/>
+        </w:rPr>
+        <w:t xml:space="preserve"> </w:t>
+      </w:r>
+      <w:r>
+        <w:rPr>
+          <w:rStyle w:val="FunctionTok"/>
+        </w:rPr>
+        <w:t xml:space="preserve">c</w:t>
+      </w:r>
+      <w:r>
+        <w:rPr>
+          <w:rStyle w:val="NormalTok"/>
+        </w:rPr>
+        <w:t xml:space="preserve">(</w:t>
       </w:r>
       <w:r>
         <w:rPr>
           <w:rStyle w:val="StringTok"/>
         </w:rPr>
-        <w:t xml:space="preserve">"low"</w:t>
-      </w:r>
-      <w:r>
-        <w:rPr>
-          <w:rStyle w:val="NormalTok"/>
-        </w:rPr>
-        <w:t xml:space="preserve">,</w:t>
-      </w:r>
-      <w:r>
-        <w:br/>
-      </w:r>
-      <w:r>
-        <w:rPr>
-          <w:rStyle w:val="NormalTok"/>
-        </w:rPr>
-        <w:t xml:space="preserve">         treat </w:t>
-      </w:r>
-      <w:r>
-        <w:rPr>
-          <w:rStyle w:val="SpecialCharTok"/>
-        </w:rPr>
-        <w:t xml:space="preserve">==</w:t>
-      </w:r>
-      <w:r>
-        <w:rPr>
-          <w:rStyle w:val="NormalTok"/>
-        </w:rPr>
-        <w:t xml:space="preserve"> </w:t>
+        <w:t xml:space="preserve">"0%"</w:t>
+      </w:r>
+      <w:r>
+        <w:rPr>
+          <w:rStyle w:val="NormalTok"/>
+        </w:rPr>
+        <w:t xml:space="preserve">, </w:t>
       </w:r>
       <w:r>
         <w:rPr>
           <w:rStyle w:val="StringTok"/>
         </w:rPr>
-        <w:t xml:space="preserve">"dens_66"</w:t>
-      </w:r>
-      <w:r>
-        <w:rPr>
-          <w:rStyle w:val="NormalTok"/>
-        </w:rPr>
-        <w:t xml:space="preserve"> </w:t>
-      </w:r>
-      <w:r>
-        <w:rPr>
-          <w:rStyle w:val="SpecialCharTok"/>
-        </w:rPr>
-        <w:t xml:space="preserve">~</w:t>
-      </w:r>
-      <w:r>
-        <w:rPr>
-          <w:rStyle w:val="NormalTok"/>
-        </w:rPr>
-        <w:t xml:space="preserve"> </w:t>
+        <w:t xml:space="preserve">"33%"</w:t>
+      </w:r>
+      <w:r>
+        <w:rPr>
+          <w:rStyle w:val="NormalTok"/>
+        </w:rPr>
+        <w:t xml:space="preserve">, </w:t>
       </w:r>
       <w:r>
         <w:rPr>
           <w:rStyle w:val="StringTok"/>
         </w:rPr>
-        <w:t xml:space="preserve">"medium"</w:t>
-      </w:r>
-      <w:r>
-        <w:rPr>
-          <w:rStyle w:val="NormalTok"/>
-        </w:rPr>
-        <w:t xml:space="preserve">,</w:t>
-      </w:r>
-      <w:r>
-        <w:br/>
-      </w:r>
-      <w:r>
-        <w:rPr>
-          <w:rStyle w:val="NormalTok"/>
-        </w:rPr>
-        <w:t xml:space="preserve">         </w:t>
-      </w:r>
-      <w:r>
-        <w:rPr>
-          <w:rStyle w:val="ConstantTok"/>
-        </w:rPr>
-        <w:t xml:space="preserve">TRUE</w:t>
-      </w:r>
-      <w:r>
-        <w:rPr>
-          <w:rStyle w:val="NormalTok"/>
-        </w:rPr>
-        <w:t xml:space="preserve"> </w:t>
-      </w:r>
-      <w:r>
-        <w:rPr>
-          <w:rStyle w:val="SpecialCharTok"/>
-        </w:rPr>
-        <w:t xml:space="preserve">~</w:t>
-      </w:r>
-      <w:r>
-        <w:rPr>
-          <w:rStyle w:val="NormalTok"/>
-        </w:rPr>
-        <w:t xml:space="preserve"> </w:t>
+        <w:t xml:space="preserve">"66%"</w:t>
+      </w:r>
+      <w:r>
+        <w:rPr>
+          <w:rStyle w:val="NormalTok"/>
+        </w:rPr>
+        <w:t xml:space="preserve">, </w:t>
       </w:r>
       <w:r>
         <w:rPr>
           <w:rStyle w:val="StringTok"/>
         </w:rPr>
-        <w:t xml:space="preserve">"other"</w:t>
-      </w:r>
-      <w:r>
-        <w:rPr>
-          <w:rStyle w:val="NormalTok"/>
-        </w:rPr>
-        <w:t xml:space="preserve">)) </w:t>
-      </w:r>
-      <w:r>
-        <w:rPr>
-          <w:rStyle w:val="SpecialCharTok"/>
-        </w:rPr>
-        <w:t xml:space="preserve">%&gt;%</w:t>
-      </w:r>
-      <w:r>
-        <w:br/>
-      </w:r>
-      <w:r>
-        <w:rPr>
-          <w:rStyle w:val="NormalTok"/>
-        </w:rPr>
-        <w:t xml:space="preserve">  </w:t>
+        <w:t xml:space="preserve">"100%"</w:t>
+      </w:r>
+      <w:r>
+        <w:rPr>
+          <w:rStyle w:val="NormalTok"/>
+        </w:rPr>
+        <w:t xml:space="preserve">),</w:t>
+      </w:r>
+      <w:r>
+        <w:br/>
+      </w:r>
+      <w:r>
+        <w:rPr>
+          <w:rStyle w:val="NormalTok"/>
+        </w:rPr>
+        <w:t xml:space="preserve">                        </w:t>
+      </w:r>
+      <w:r>
+        <w:rPr>
+          <w:rStyle w:val="AttributeTok"/>
+        </w:rPr>
+        <w:t xml:space="preserve">labels =</w:t>
+      </w:r>
+      <w:r>
+        <w:rPr>
+          <w:rStyle w:val="NormalTok"/>
+        </w:rPr>
+        <w:t xml:space="preserve"> </w:t>
       </w:r>
       <w:r>
         <w:rPr>
           <w:rStyle w:val="FunctionTok"/>
         </w:rPr>
-        <w:t xml:space="preserve">mutate</w:t>
+        <w:t xml:space="preserve">c</w:t>
       </w:r>
       <w:r>
         <w:rPr>
@@ -805,66 +1185,9 @@
       </w:r>
       <w:r>
         <w:rPr>
-          <w:rStyle w:val="AttributeTok"/>
-        </w:rPr>
-        <w:t xml:space="preserve">treat =</w:t>
-      </w:r>
-      <w:r>
-        <w:rPr>
-          <w:rStyle w:val="NormalTok"/>
-        </w:rPr>
-        <w:t xml:space="preserve"> </w:t>
-      </w:r>
-      <w:r>
-        <w:rPr>
-          <w:rStyle w:val="FunctionTok"/>
-        </w:rPr>
-        <w:t xml:space="preserve">factor</w:t>
-      </w:r>
-      <w:r>
-        <w:rPr>
-          <w:rStyle w:val="NormalTok"/>
-        </w:rPr>
-        <w:t xml:space="preserve">(treat,</w:t>
-      </w:r>
-      <w:r>
-        <w:br/>
-      </w:r>
-      <w:r>
-        <w:rPr>
-          <w:rStyle w:val="NormalTok"/>
-        </w:rPr>
-        <w:t xml:space="preserve">                        </w:t>
-      </w:r>
-      <w:r>
-        <w:rPr>
-          <w:rStyle w:val="AttributeTok"/>
-        </w:rPr>
-        <w:t xml:space="preserve">levels =</w:t>
-      </w:r>
-      <w:r>
-        <w:rPr>
-          <w:rStyle w:val="NormalTok"/>
-        </w:rPr>
-        <w:t xml:space="preserve"> </w:t>
-      </w:r>
-      <w:r>
-        <w:rPr>
-          <w:rStyle w:val="FunctionTok"/>
-        </w:rPr>
-        <w:t xml:space="preserve">c</w:t>
-      </w:r>
-      <w:r>
-        <w:rPr>
-          <w:rStyle w:val="NormalTok"/>
-        </w:rPr>
-        <w:t xml:space="preserve">(</w:t>
-      </w:r>
-      <w:r>
-        <w:rPr>
           <w:rStyle w:val="StringTok"/>
         </w:rPr>
-        <w:t xml:space="preserve">"none"</w:t>
+        <w:t xml:space="preserve">"0%"</w:t>
       </w:r>
       <w:r>
         <w:rPr>
@@ -876,7 +1199,7 @@
         <w:rPr>
           <w:rStyle w:val="StringTok"/>
         </w:rPr>
-        <w:t xml:space="preserve">"low"</w:t>
+        <w:t xml:space="preserve">"33%"</w:t>
       </w:r>
       <w:r>
         <w:rPr>
@@ -888,7 +1211,7 @@
         <w:rPr>
           <w:rStyle w:val="StringTok"/>
         </w:rPr>
-        <w:t xml:space="preserve">"medium"</w:t>
+        <w:t xml:space="preserve">"66%"</w:t>
       </w:r>
       <w:r>
         <w:rPr>
@@ -900,88 +1223,7 @@
         <w:rPr>
           <w:rStyle w:val="StringTok"/>
         </w:rPr>
-        <w:t xml:space="preserve">"high"</w:t>
-      </w:r>
-      <w:r>
-        <w:rPr>
-          <w:rStyle w:val="NormalTok"/>
-        </w:rPr>
-        <w:t xml:space="preserve">),</w:t>
-      </w:r>
-      <w:r>
-        <w:br/>
-      </w:r>
-      <w:r>
-        <w:rPr>
-          <w:rStyle w:val="NormalTok"/>
-        </w:rPr>
-        <w:t xml:space="preserve">                        </w:t>
-      </w:r>
-      <w:r>
-        <w:rPr>
-          <w:rStyle w:val="AttributeTok"/>
-        </w:rPr>
-        <w:t xml:space="preserve">labels =</w:t>
-      </w:r>
-      <w:r>
-        <w:rPr>
-          <w:rStyle w:val="NormalTok"/>
-        </w:rPr>
-        <w:t xml:space="preserve"> </w:t>
-      </w:r>
-      <w:r>
-        <w:rPr>
-          <w:rStyle w:val="FunctionTok"/>
-        </w:rPr>
-        <w:t xml:space="preserve">c</w:t>
-      </w:r>
-      <w:r>
-        <w:rPr>
-          <w:rStyle w:val="NormalTok"/>
-        </w:rPr>
-        <w:t xml:space="preserve">(</w:t>
-      </w:r>
-      <w:r>
-        <w:rPr>
-          <w:rStyle w:val="StringTok"/>
-        </w:rPr>
-        <w:t xml:space="preserve">"none"</w:t>
-      </w:r>
-      <w:r>
-        <w:rPr>
-          <w:rStyle w:val="NormalTok"/>
-        </w:rPr>
-        <w:t xml:space="preserve">, </w:t>
-      </w:r>
-      <w:r>
-        <w:rPr>
-          <w:rStyle w:val="StringTok"/>
-        </w:rPr>
-        <w:t xml:space="preserve">"low"</w:t>
-      </w:r>
-      <w:r>
-        <w:rPr>
-          <w:rStyle w:val="NormalTok"/>
-        </w:rPr>
-        <w:t xml:space="preserve">, </w:t>
-      </w:r>
-      <w:r>
-        <w:rPr>
-          <w:rStyle w:val="StringTok"/>
-        </w:rPr>
-        <w:t xml:space="preserve">"medium"</w:t>
-      </w:r>
-      <w:r>
-        <w:rPr>
-          <w:rStyle w:val="NormalTok"/>
-        </w:rPr>
-        <w:t xml:space="preserve">, </w:t>
-      </w:r>
-      <w:r>
-        <w:rPr>
-          <w:rStyle w:val="StringTok"/>
-        </w:rPr>
-        <w:t xml:space="preserve">"high"</w:t>
+        <w:t xml:space="preserve">"100%"</w:t>
       </w:r>
       <w:r>
         <w:rPr>
@@ -1112,7 +1354,7 @@
         <w:t xml:space="preserve"> </w:t>
       </w:r>
       <w:r>
-        <w:t xml:space="preserve">(urchin density treatment — none, low, medium, high),</w:t>
+        <w:t xml:space="preserve">(urchin density — 0%, 33%, 66%, 100% of natural density),</w:t>
       </w:r>
       <w:r>
         <w:t xml:space="preserve"> </w:t>
@@ -1167,6 +1409,15 @@
       <w:pPr>
         <w:pStyle w:val="SourceCode"/>
       </w:pPr>
+      <w:r>
+        <w:rPr>
+          <w:rStyle w:val="CommentTok"/>
+        </w:rPr>
+        <w:t xml:space="preserve"># ── Part 1.2 · Setup and Data ───────────────────────────────────────────</w:t>
+      </w:r>
+      <w:r>
+        <w:br/>
+      </w:r>
       <w:r>
         <w:rPr>
           <w:rStyle w:val="NormalTok"/>
@@ -2050,7 +2301,43 @@
         <w:rPr>
           <w:rStyle w:val="CommentTok"/>
         </w:rPr>
-        <w:t xml:space="preserve"># This gives you the correct F-test using PATCH within TREAT as error term</w:t>
+        <w:t xml:space="preserve"># ── Part 2.1 · Fitting the Nested Model ─────────────────────────────────</w:t>
+      </w:r>
+      <w:r>
+        <w:br/>
+      </w:r>
+      <w:r>
+        <w:rPr>
+          <w:rStyle w:val="CommentTok"/>
+        </w:rPr>
+        <w:t xml:space="preserve"># This gives you the correct F-test using PATCH as the error term.</w:t>
+      </w:r>
+      <w:r>
+        <w:br/>
+      </w:r>
+      <w:r>
+        <w:rPr>
+          <w:rStyle w:val="CommentTok"/>
+        </w:rPr>
+        <w:t xml:space="preserve"># Patch IDs are unique (1-16) and each patch got exactly one treatment,</w:t>
+      </w:r>
+      <w:r>
+        <w:br/>
+      </w:r>
+      <w:r>
+        <w:rPr>
+          <w:rStyle w:val="CommentTok"/>
+        </w:rPr>
+        <w:t xml:space="preserve"># so Error(patch) is enough -- Error(treat:patch) gives the same numbers</w:t>
+      </w:r>
+      <w:r>
+        <w:br/>
+      </w:r>
+      <w:r>
+        <w:rPr>
+          <w:rStyle w:val="CommentTok"/>
+        </w:rPr>
+        <w:t xml:space="preserve"># but warns "Error() model is singular".</w:t>
       </w:r>
       <w:r>
         <w:br/>
@@ -2119,19 +2406,7 @@
         <w:rPr>
           <w:rStyle w:val="NormalTok"/>
         </w:rPr>
-        <w:t xml:space="preserve">(treat</w:t>
-      </w:r>
-      <w:r>
-        <w:rPr>
-          <w:rStyle w:val="SpecialCharTok"/>
-        </w:rPr>
-        <w:t xml:space="preserve">:</w:t>
-      </w:r>
-      <w:r>
-        <w:rPr>
-          <w:rStyle w:val="NormalTok"/>
-        </w:rPr>
-        <w:t xml:space="preserve">patch), </w:t>
+        <w:t xml:space="preserve">(patch), </w:t>
       </w:r>
       <w:r>
         <w:rPr>
@@ -2198,6 +2473,15 @@
       <w:pPr>
         <w:pStyle w:val="SourceCode"/>
       </w:pPr>
+      <w:r>
+        <w:rPr>
+          <w:rStyle w:val="CommentTok"/>
+        </w:rPr>
+        <w:t xml:space="preserve"># ── Part 2.2 · Fitting the Nested Model ─────────────────────────────────</w:t>
+      </w:r>
+      <w:r>
+        <w:br/>
+      </w:r>
       <w:r>
         <w:rPr>
           <w:rStyle w:val="NormalTok"/>
@@ -2399,6 +2683,15 @@
       </w:pPr>
       <w:r>
         <w:rPr>
+          <w:rStyle w:val="CommentTok"/>
+        </w:rPr>
+        <w:t xml:space="preserve"># ── Part 3.1 · Post-Hoc Comparisons ─────────────────────────────────────</w:t>
+      </w:r>
+      <w:r>
+        <w:br/>
+      </w:r>
+      <w:r>
+        <w:rPr>
           <w:rStyle w:val="NormalTok"/>
         </w:rPr>
         <w:t xml:space="preserve">emm </w:t>
@@ -2685,6 +2978,15 @@
       </w:pPr>
       <w:r>
         <w:rPr>
+          <w:rStyle w:val="CommentTok"/>
+        </w:rPr>
+        <w:t xml:space="preserve"># ── Part 4.1 · Visualization and Reporting ──────────────────────────────</w:t>
+      </w:r>
+      <w:r>
+        <w:br/>
+      </w:r>
+      <w:r>
+        <w:rPr>
           <w:rStyle w:val="FunctionTok"/>
         </w:rPr>
         <w:t xml:space="preserve">ggplot</w:t>
@@ -3513,6 +3815,15 @@
       <w:pPr>
         <w:pStyle w:val="SourceCode"/>
       </w:pPr>
+      <w:r>
+        <w:rPr>
+          <w:rStyle w:val="CommentTok"/>
+        </w:rPr>
+        <w:t xml:space="preserve"># ── Part 4.2 · Visualization and Reporting ──────────────────────────────</w:t>
+      </w:r>
+      <w:r>
+        <w:br/>
+      </w:r>
       <w:r>
         <w:rPr>
           <w:rStyle w:val="FunctionTok"/>

--- a/docs/content/nested_anova/nested_anova_activity.docx
+++ b/docs/content/nested_anova/nested_anova_activity.docx
@@ -6587,7 +6587,7 @@
         <w:bottom w:color="FF0000" w:space="1" w:sz="8" w:val="single"/>
         <w:right w:color="FF0000" w:space="4" w:sz="8" w:val="single"/>
       </w:pBdr>
-      <w:shd w:color="auto" w:fill="auto" w:val="pct15"/>
+      <w:shd w:color="auto" w:fill="FBFBFB" w:val="clear"/>
       <w:spacing w:after="120" w:before="120"/>
       <w:ind w:left="432" w:right="432"/>
     </w:pPr>
@@ -6603,12 +6603,12 @@
     <w:rsid w:val="00771E03"/>
     <w:pPr>
       <w:pBdr>
-        <w:top w:color="auto" w:space="1" w:sz="8" w:val="single"/>
-        <w:left w:color="auto" w:space="4" w:sz="8" w:val="single"/>
-        <w:bottom w:color="auto" w:space="1" w:sz="8" w:val="single"/>
-        <w:right w:color="auto" w:space="4" w:sz="8" w:val="single"/>
+        <w:top w:color="BFBFBF" w:space="1" w:sz="6" w:val="single"/>
+        <w:left w:color="BFBFBF" w:space="4" w:sz="6" w:val="single"/>
+        <w:bottom w:color="BFBFBF" w:space="1" w:sz="6" w:val="single"/>
+        <w:right w:color="BFBFBF" w:space="4" w:sz="6" w:val="single"/>
       </w:pBdr>
-      <w:shd w:color="auto" w:fill="auto" w:val="pct15"/>
+      <w:shd w:color="auto" w:fill="FBFBFB" w:val="clear"/>
       <w:spacing w:after="240" w:before="240"/>
       <w:ind w:left="432" w:right="432"/>
     </w:pPr>
@@ -6623,7 +6623,13 @@
     <w:qFormat/>
     <w:rsid w:val="00771E03"/>
     <w:pPr>
-      <w:shd w:color="auto" w:fill="auto" w:val="pct15"/>
+      <w:pBdr>
+        <w:top w:color="BFBFBF" w:space="1" w:sz="6" w:val="single"/>
+        <w:left w:color="BFBFBF" w:space="4" w:sz="6" w:val="single"/>
+        <w:bottom w:color="BFBFBF" w:space="1" w:sz="6" w:val="single"/>
+        <w:right w:color="BFBFBF" w:space="4" w:sz="6" w:val="single"/>
+      </w:pBdr>
+      <w:shd w:color="auto" w:fill="FBFBFB" w:val="clear"/>
       <w:spacing w:after="240" w:before="240"/>
       <w:ind w:left="432" w:right="432"/>
     </w:pPr>

--- a/docs/content/nested_anova/nested_anova_activity.docx
+++ b/docs/content/nested_anova/nested_anova_activity.docx
@@ -2204,9 +2204,11 @@
       <w:r>
         <w:t xml:space="preserve">How many patches are nested within each treatment?</w:t>
       </w:r>
-      <w:r>
-        <w:t xml:space="preserve"> </w:t>
-      </w:r>
+    </w:p>
+    <w:p>
+      <w:pPr>
+        <w:pStyle w:val="BodyText"/>
+      </w:pPr>
       <w:r>
         <w:rPr>
           <w:rStyle w:val="VerbatimChar"/>
@@ -2638,9 +2640,11 @@
       <w:r>
         <w:t xml:space="preserve">agree on whether the treatment effect is significant?</w:t>
       </w:r>
-      <w:r>
-        <w:t xml:space="preserve"> </w:t>
-      </w:r>
+    </w:p>
+    <w:p>
+      <w:pPr>
+        <w:pStyle w:val="BodyText"/>
+      </w:pPr>
       <w:r>
         <w:rPr>
           <w:rStyle w:val="VerbatimChar"/>
@@ -2927,9 +2931,11 @@
       <w:r>
         <w:t xml:space="preserve">Mean algae cover for Control (1.30%) looks much lower than the reduced-density treatments (66%: 21.55%, 33%: 19.00%, Removed: 39.20%). Based on your compact letter display, are any of those differences actually statistically significant at α = 0.05?</w:t>
       </w:r>
-      <w:r>
-        <w:t xml:space="preserve"> </w:t>
-      </w:r>
+    </w:p>
+    <w:p>
+      <w:pPr>
+        <w:pStyle w:val="BodyText"/>
+      </w:pPr>
       <w:r>
         <w:rPr>
           <w:rStyle w:val="VerbatimChar"/>

--- a/docs/content/nested_anova/nested_anova_activity.docx
+++ b/docs/content/nested_anova/nested_anova_activity.docx
@@ -26,7 +26,7 @@
         <w:t xml:space="preserve">Bill Perry</w:t>
       </w:r>
     </w:p>
-    <w:bookmarkStart w:id="10" w:name="worksheet-nested-anova"/>
+    <w:bookmarkStart w:id="9" w:name="worksheet-nested-anova"/>
     <w:p>
       <w:pPr>
         <w:pStyle w:val="Heading1"/>
@@ -35,287 +35,8 @@
         <w:t xml:space="preserve">Worksheet: Nested ANOVA</w:t>
       </w:r>
     </w:p>
-    <w:p>
-      <w:pPr>
-        <w:pStyle w:val="Heading2"/>
-      </w:pPr>
-      <w:bookmarkStart w:id="9" w:name="how-to-use-this-worksheet"/>
-      <w:r>
-        <w:t xml:space="preserve">How to use this worksheet</w:t>
-      </w:r>
-      <w:bookmarkEnd w:id="9"/>
-    </w:p>
-    <w:p>
-      <w:pPr>
-        <w:pStyle w:val="BlockText"/>
-      </w:pPr>
-      <w:r>
-        <w:t xml:space="preserve">Work through each part in order, at your own pace. Type every line of code yourself into a</w:t>
-      </w:r>
-      <w:r>
-        <w:t xml:space="preserve"> </w:t>
-      </w:r>
-      <w:r>
-        <w:rPr>
-          <w:b/>
-          <w:bCs/>
-        </w:rPr>
-        <w:t xml:space="preserve">plain R script</w:t>
-      </w:r>
-      <w:r>
-        <w:t xml:space="preserve"> </w:t>
-      </w:r>
-      <w:r>
-        <w:t xml:space="preserve">— do not copy-paste. Blocks marked</w:t>
-      </w:r>
-      <w:r>
-        <w:t xml:space="preserve"> </w:t>
-      </w:r>
-      <w:r>
-        <w:rPr>
-          <w:b/>
-          <w:bCs/>
-        </w:rPr>
-        <w:t xml:space="preserve">▶ Run this</w:t>
-      </w:r>
-      <w:r>
-        <w:t xml:space="preserve"> </w:t>
-      </w:r>
-      <w:r>
-        <w:t xml:space="preserve">are code you should type and execute. Blocks marked</w:t>
-      </w:r>
-      <w:r>
-        <w:t xml:space="preserve"> </w:t>
-      </w:r>
-      <w:r>
-        <w:rPr>
-          <w:b/>
-          <w:bCs/>
-        </w:rPr>
-        <w:t xml:space="preserve">✏️ Your turn</w:t>
-      </w:r>
-      <w:r>
-        <w:t xml:space="preserve"> </w:t>
-      </w:r>
-      <w:r>
-        <w:t xml:space="preserve">ask you to write, modify, or answer something. Boxes marked</w:t>
-      </w:r>
-      <w:r>
-        <w:t xml:space="preserve"> </w:t>
-      </w:r>
-      <w:r>
-        <w:rPr>
-          <w:b/>
-          <w:bCs/>
-        </w:rPr>
-        <w:t xml:space="preserve">🚀 If you finish early</w:t>
-      </w:r>
-      <w:r>
-        <w:t xml:space="preserve"> </w:t>
-      </w:r>
-      <w:r>
-        <w:t xml:space="preserve">are optional bonus material that goes a bit further than what we covered in lecture.</w:t>
-      </w:r>
-    </w:p>
-    <w:p>
-      <w:pPr>
-        <w:pStyle w:val="BlockText"/>
-      </w:pPr>
-      <w:r>
-        <w:rPr>
-          <w:b/>
-          <w:bCs/>
-        </w:rPr>
-        <w:t xml:space="preserve">Every grey</w:t>
-      </w:r>
-      <w:r>
-        <w:rPr>
-          <w:b/>
-          <w:bCs/>
-        </w:rPr>
-        <w:t xml:space="preserve"> </w:t>
-      </w:r>
-      <w:r>
-        <w:rPr>
-          <w:rStyle w:val="VerbatimChar"/>
-          <w:b/>
-          <w:bCs/>
-        </w:rPr>
-        <w:t xml:space="preserve">r</w:t>
-      </w:r>
-      <w:r>
-        <w:rPr>
-          <w:b/>
-          <w:bCs/>
-        </w:rPr>
-        <w:t xml:space="preserve"> </w:t>
-      </w:r>
-      <w:r>
-        <w:rPr>
-          <w:b/>
-          <w:bCs/>
-        </w:rPr>
-        <w:t xml:space="preserve">box below is code you type into an R script — not into the Console.</w:t>
-      </w:r>
-      <w:r>
-        <w:t xml:space="preserve"> </w:t>
-      </w:r>
-      <w:r>
-        <w:t xml:space="preserve">Before you start:</w:t>
-      </w:r>
-      <w:r>
-        <w:t xml:space="preserve"> </w:t>
-      </w:r>
-      <w:r>
-        <w:rPr>
-          <w:b/>
-          <w:bCs/>
-        </w:rPr>
-        <w:t xml:space="preserve">File → New File → R Script</w:t>
-      </w:r>
-      <w:r>
-        <w:t xml:space="preserve">, and save it as</w:t>
-      </w:r>
-      <w:r>
-        <w:t xml:space="preserve"> </w:t>
-      </w:r>
-      <w:r>
-        <w:rPr>
-          <w:rStyle w:val="VerbatimChar"/>
-        </w:rPr>
-        <w:t xml:space="preserve">14_nested_anova.R</w:t>
-      </w:r>
-      <w:r>
-        <w:t xml:space="preserve"> </w:t>
-      </w:r>
-      <w:r>
-        <w:t xml:space="preserve">in your project’s</w:t>
-      </w:r>
-      <w:r>
-        <w:t xml:space="preserve"> </w:t>
-      </w:r>
-      <w:r>
-        <w:rPr>
-          <w:rStyle w:val="VerbatimChar"/>
-        </w:rPr>
-        <w:t xml:space="preserve">scripts/</w:t>
-      </w:r>
-      <w:r>
-        <w:t xml:space="preserve"> </w:t>
-      </w:r>
-      <w:r>
-        <w:t xml:space="preserve">folder. Then work down the worksheet, adding each block to the bottom of that one script, in order.</w:t>
-      </w:r>
-    </w:p>
-    <w:p>
-      <w:pPr>
-        <w:pStyle w:val="BlockText"/>
-      </w:pPr>
-      <w:r>
-        <w:rPr>
-          <w:b/>
-          <w:bCs/>
-        </w:rPr>
-        <w:t xml:space="preserve">Type the</w:t>
-      </w:r>
-      <w:r>
-        <w:rPr>
-          <w:b/>
-          <w:bCs/>
-        </w:rPr>
-        <w:t xml:space="preserve"> </w:t>
-      </w:r>
-      <w:r>
-        <w:rPr>
-          <w:rStyle w:val="VerbatimChar"/>
-          <w:b/>
-          <w:bCs/>
-        </w:rPr>
-        <w:t xml:space="preserve"># ── Part …</w:t>
-      </w:r>
-      <w:r>
-        <w:rPr>
-          <w:b/>
-          <w:bCs/>
-        </w:rPr>
-        <w:t xml:space="preserve"> </w:t>
-      </w:r>
-      <w:r>
-        <w:rPr>
-          <w:b/>
-          <w:bCs/>
-        </w:rPr>
-        <w:t xml:space="preserve">header comment at the top of each block, too.</w:t>
-      </w:r>
-      <w:r>
-        <w:t xml:space="preserve"> </w:t>
-      </w:r>
-      <w:r>
-        <w:t xml:space="preserve">Those comment lines are not decoration — they are how your script stays navigable, how you find your way back to a block that broke, and how I find your work when I read your script. A block with no header comment is a block I cannot place. In RStudio they also show up in the document outline (the</w:t>
-      </w:r>
-      <w:r>
-        <w:t xml:space="preserve"> </w:t>
-      </w:r>
-      <w:r>
-        <w:rPr>
-          <w:rStyle w:val="VerbatimChar"/>
-        </w:rPr>
-        <w:t xml:space="preserve">≡</w:t>
-      </w:r>
-      <w:r>
-        <w:t xml:space="preserve"> </w:t>
-      </w:r>
-      <w:r>
-        <w:t xml:space="preserve">button at the bottom-left of the editor) so you can jump straight to any part.</w:t>
-      </w:r>
-    </w:p>
-    <w:p>
-      <w:pPr>
-        <w:pStyle w:val="BlockText"/>
-      </w:pPr>
-      <w:r>
-        <w:t xml:space="preserve">This worksheet uses the sea urchin grazing / algae cover dataset from lecture, where</w:t>
-      </w:r>
-      <w:r>
-        <w:t xml:space="preserve"> </w:t>
-      </w:r>
-      <w:r>
-        <w:rPr>
-          <w:rStyle w:val="VerbatimChar"/>
-        </w:rPr>
-        <w:t xml:space="preserve">patch</w:t>
-      </w:r>
-      <w:r>
-        <w:t xml:space="preserve"> </w:t>
-      </w:r>
-      <w:r>
-        <w:t xml:space="preserve">is nested within</w:t>
-      </w:r>
-      <w:r>
-        <w:t xml:space="preserve"> </w:t>
-      </w:r>
-      <w:r>
-        <w:rPr>
-          <w:rStyle w:val="VerbatimChar"/>
-        </w:rPr>
-        <w:t xml:space="preserve">treat</w:t>
-      </w:r>
-      <w:r>
-        <w:t xml:space="preserve"> </w:t>
-      </w:r>
-      <w:r>
-        <w:t xml:space="preserve">(each patch received only one urchin-density treatment). Next class, the Linear Mixed Models activity revisits this exact same dataset with a different (and more flexible) modeling approach — this worksheet stays entirely with the traditional method.</w:t>
-      </w:r>
-    </w:p>
-    <w:p>
-      <w:r>
-        <w:pict>
-          <v:rect style="width:0;height:1.5pt" o:hralign="center" o:hrstd="t" o:hr="t"/>
-        </w:pict>
-      </w:r>
-    </w:p>
-    <w:bookmarkEnd w:id="10"/>
-    <w:bookmarkStart w:id="11" w:name="part-1-setup-and-data"/>
+    <w:bookmarkEnd w:id="9"/>
+    <w:bookmarkStart w:id="10" w:name="part-1-setup-and-data"/>
     <w:p>
       <w:pPr>
         <w:pStyle w:val="Heading1"/>
@@ -2223,8 +1944,8 @@
         </w:pict>
       </w:r>
     </w:p>
-    <w:bookmarkEnd w:id="11"/>
-    <w:bookmarkStart w:id="12" w:name="X9bbbe4555cee06c058287cb791d76a6f03abc97"/>
+    <w:bookmarkEnd w:id="10"/>
+    <w:bookmarkStart w:id="11" w:name="X9bbbe4555cee06c058287cb791d76a6f03abc97"/>
     <w:p>
       <w:pPr>
         <w:pStyle w:val="Heading1"/>
@@ -2659,8 +2380,8 @@
         </w:pict>
       </w:r>
     </w:p>
-    <w:bookmarkEnd w:id="12"/>
-    <w:bookmarkStart w:id="13" w:name="part-3-post-hoc-comparisons"/>
+    <w:bookmarkEnd w:id="11"/>
+    <w:bookmarkStart w:id="12" w:name="part-3-post-hoc-comparisons"/>
     <w:p>
       <w:pPr>
         <w:pStyle w:val="Heading1"/>
@@ -2950,8 +2671,8 @@
         </w:pict>
       </w:r>
     </w:p>
-    <w:bookmarkEnd w:id="13"/>
-    <w:bookmarkStart w:id="17" w:name="part-4-visualization-and-reporting"/>
+    <w:bookmarkEnd w:id="12"/>
+    <w:bookmarkStart w:id="16" w:name="part-4-visualization-and-reporting"/>
     <w:p>
       <w:pPr>
         <w:pStyle w:val="Heading1"/>
@@ -4619,18 +4340,18 @@
                 <wp:inline>
                   <wp:extent cx="152400" cy="152400"/>
                   <wp:effectExtent b="0" l="0" r="0" t="0"/>
-                  <wp:docPr descr="" title="" id="15" name="Picture"/>
+                  <wp:docPr descr="" title="" id="14" name="Picture"/>
                   <a:graphic>
                     <a:graphicData uri="http://schemas.openxmlformats.org/drawingml/2006/picture">
                       <pic:pic>
                         <pic:nvPicPr>
-                          <pic:cNvPr descr="/Applications/Positron.app/Contents/Resources/app/quarto/share/formats/docx/note.png" id="16" name="Picture"/>
+                          <pic:cNvPr descr="/Applications/Positron.app/Contents/Resources/app/quarto/share/formats/docx/note.png" id="15" name="Picture"/>
                           <pic:cNvPicPr>
                             <a:picLocks noChangeArrowheads="1" noChangeAspect="1"/>
                           </pic:cNvPicPr>
                         </pic:nvPicPr>
                         <pic:blipFill>
-                          <a:blip r:embed="rId14"/>
+                          <a:blip r:embed="rId13"/>
                           <a:stretch>
                             <a:fillRect/>
                           </a:stretch>
@@ -4775,8 +4496,8 @@
         </w:pict>
       </w:r>
     </w:p>
-    <w:bookmarkEnd w:id="17"/>
-    <w:bookmarkStart w:id="20" w:name="review-and-checkpoint"/>
+    <w:bookmarkEnd w:id="16"/>
+    <w:bookmarkStart w:id="19" w:name="review-and-checkpoint"/>
     <w:p>
       <w:pPr>
         <w:pStyle w:val="Heading1"/>
@@ -4936,18 +4657,18 @@
                 <wp:inline>
                   <wp:extent cx="152400" cy="152400"/>
                   <wp:effectExtent b="0" l="0" r="0" t="0"/>
-                  <wp:docPr descr="" title="" id="18" name="Picture"/>
+                  <wp:docPr descr="" title="" id="17" name="Picture"/>
                   <a:graphic>
                     <a:graphicData uri="http://schemas.openxmlformats.org/drawingml/2006/picture">
                       <pic:pic>
                         <pic:nvPicPr>
-                          <pic:cNvPr descr="/Applications/Positron.app/Contents/Resources/app/quarto/share/formats/docx/note.png" id="19" name="Picture"/>
+                          <pic:cNvPr descr="/Applications/Positron.app/Contents/Resources/app/quarto/share/formats/docx/note.png" id="18" name="Picture"/>
                           <pic:cNvPicPr>
                             <a:picLocks noChangeArrowheads="1" noChangeAspect="1"/>
                           </pic:cNvPicPr>
                         </pic:nvPicPr>
                         <pic:blipFill>
-                          <a:blip r:embed="rId14"/>
+                          <a:blip r:embed="rId13"/>
                           <a:stretch>
                             <a:fillRect/>
                           </a:stretch>
@@ -5074,247 +4795,10 @@
         </w:tc>
       </w:tr>
     </w:tbl>
-    <w:p>
-      <w:r>
-        <w:pict>
-          <v:rect style="width:0;height:1.5pt" o:hralign="center" o:hrstd="t" o:hr="t"/>
-        </w:pict>
-      </w:r>
-    </w:p>
-    <w:bookmarkEnd w:id="20"/>
-    <w:bookmarkStart w:id="21" w:name="getting-unstuck"/>
-    <w:p>
-      <w:pPr>
-        <w:pStyle w:val="Heading1"/>
-      </w:pPr>
-      <w:r>
-        <w:t xml:space="preserve">Getting unstuck</w:t>
-      </w:r>
-    </w:p>
-    <w:p>
-      <w:pPr>
-        <w:pStyle w:val="FirstParagraph"/>
-      </w:pPr>
-      <w:r>
-        <w:t xml:space="preserve">When code breaks — and it will, that is normal:</w:t>
-      </w:r>
-    </w:p>
-    <w:p>
-      <w:pPr>
-        <w:pStyle w:val="Compact"/>
-        <w:numPr>
-          <w:ilvl w:val="0"/>
-          <w:numId w:val="1006"/>
-        </w:numPr>
-      </w:pPr>
-      <w:r>
-        <w:rPr>
-          <w:b/>
-          <w:bCs/>
-        </w:rPr>
-        <w:t xml:space="preserve">Read the error message out loud.</w:t>
-      </w:r>
-      <w:r>
-        <w:t xml:space="preserve"> </w:t>
-      </w:r>
-      <w:r>
-        <w:t xml:space="preserve">R usually names the line and the problem.</w:t>
-      </w:r>
-    </w:p>
-    <w:p>
-      <w:pPr>
-        <w:pStyle w:val="Compact"/>
-        <w:numPr>
-          <w:ilvl w:val="0"/>
-          <w:numId w:val="1006"/>
-        </w:numPr>
-      </w:pPr>
-      <w:r>
-        <w:rPr>
-          <w:b/>
-          <w:bCs/>
-        </w:rPr>
-        <w:t xml:space="preserve">Check the usual suspects:</w:t>
-      </w:r>
-      <w:r>
-        <w:t xml:space="preserve"> </w:t>
-      </w:r>
-      <w:r>
-        <w:t xml:space="preserve">did you run</w:t>
-      </w:r>
-      <w:r>
-        <w:t xml:space="preserve"> </w:t>
-      </w:r>
-      <w:r>
-        <w:rPr>
-          <w:rStyle w:val="VerbatimChar"/>
-        </w:rPr>
-        <w:t xml:space="preserve">library(janitor)</w:t>
-      </w:r>
-      <w:r>
-        <w:t xml:space="preserve">,</w:t>
-      </w:r>
-      <w:r>
-        <w:t xml:space="preserve"> </w:t>
-      </w:r>
-      <w:r>
-        <w:rPr>
-          <w:rStyle w:val="VerbatimChar"/>
-        </w:rPr>
-        <w:t xml:space="preserve">library(afex)</w:t>
-      </w:r>
-      <w:r>
-        <w:t xml:space="preserve">,</w:t>
-      </w:r>
-      <w:r>
-        <w:t xml:space="preserve"> </w:t>
-      </w:r>
-      <w:r>
-        <w:rPr>
-          <w:rStyle w:val="VerbatimChar"/>
-        </w:rPr>
-        <w:t xml:space="preserve">library(emmeans)</w:t>
-      </w:r>
-      <w:r>
-        <w:t xml:space="preserve">, and</w:t>
-      </w:r>
-      <w:r>
-        <w:t xml:space="preserve"> </w:t>
-      </w:r>
-      <w:r>
-        <w:rPr>
-          <w:rStyle w:val="VerbatimChar"/>
-        </w:rPr>
-        <w:t xml:space="preserve">library(tidyverse)</w:t>
-      </w:r>
-      <w:r>
-        <w:t xml:space="preserve">? Spelling? A missing</w:t>
-      </w:r>
-      <w:r>
-        <w:t xml:space="preserve"> </w:t>
-      </w:r>
-      <w:r>
-        <w:rPr>
-          <w:rStyle w:val="VerbatimChar"/>
-        </w:rPr>
-        <w:t xml:space="preserve">)</w:t>
-      </w:r>
-      <w:r>
-        <w:t xml:space="preserve"> </w:t>
-      </w:r>
-      <w:r>
-        <w:t xml:space="preserve">or</w:t>
-      </w:r>
-      <w:r>
-        <w:t xml:space="preserve"> </w:t>
-      </w:r>
-      <w:r>
-        <w:rPr>
-          <w:rStyle w:val="VerbatimChar"/>
-        </w:rPr>
-        <w:t xml:space="preserve">%&gt;%</w:t>
-      </w:r>
-      <w:r>
-        <w:t xml:space="preserve"> </w:t>
-      </w:r>
-      <w:r>
-        <w:t xml:space="preserve">at the</w:t>
-      </w:r>
-      <w:r>
-        <w:t xml:space="preserve"> </w:t>
-      </w:r>
-      <w:r>
-        <w:rPr>
-          <w:i/>
-          <w:iCs/>
-        </w:rPr>
-        <w:t xml:space="preserve">start</w:t>
-      </w:r>
-      <w:r>
-        <w:t xml:space="preserve"> </w:t>
-      </w:r>
-      <w:r>
-        <w:t xml:space="preserve">of a line?</w:t>
-      </w:r>
-    </w:p>
-    <w:p>
-      <w:pPr>
-        <w:pStyle w:val="Compact"/>
-        <w:numPr>
-          <w:ilvl w:val="0"/>
-          <w:numId w:val="1006"/>
-        </w:numPr>
-      </w:pPr>
-      <w:r>
-        <w:rPr>
-          <w:rStyle w:val="VerbatimChar"/>
-        </w:rPr>
-        <w:t xml:space="preserve">?function_name</w:t>
-      </w:r>
-      <w:r>
-        <w:t xml:space="preserve"> </w:t>
-      </w:r>
-      <w:r>
-        <w:t xml:space="preserve">opens the built-in help page.</w:t>
-      </w:r>
-    </w:p>
-    <w:p>
-      <w:pPr>
-        <w:pStyle w:val="Compact"/>
-        <w:numPr>
-          <w:ilvl w:val="0"/>
-          <w:numId w:val="1006"/>
-        </w:numPr>
-      </w:pPr>
-      <w:r>
-        <w:rPr>
-          <w:b/>
-          <w:bCs/>
-        </w:rPr>
-        <w:t xml:space="preserve">Bring the exact error</w:t>
-      </w:r>
-      <w:r>
-        <w:t xml:space="preserve"> </w:t>
-      </w:r>
-      <w:r>
-        <w:t xml:space="preserve">(copy-paste it) to class or office hours.</w:t>
-      </w:r>
-    </w:p>
-    <w:p>
-      <w:pPr>
-        <w:pStyle w:val="BlockText"/>
-      </w:pPr>
-      <w:r>
-        <w:t xml:space="preserve">💡</w:t>
-      </w:r>
-      <w:r>
-        <w:t xml:space="preserve"> </w:t>
-      </w:r>
-      <w:r>
-        <w:rPr>
-          <w:b/>
-          <w:bCs/>
-        </w:rPr>
-        <w:t xml:space="preserve">Key idea:</w:t>
-      </w:r>
-      <w:r>
-        <w:t xml:space="preserve"> </w:t>
-      </w:r>
-      <w:r>
-        <w:t xml:space="preserve">Every working scientist googles error messages daily. Getting stuck is not failing — it is the job.</w:t>
-      </w:r>
-    </w:p>
-    <w:p>
-      <w:r>
-        <w:pict>
-          <v:rect style="width:0;height:1.5pt" o:hralign="center" o:hrstd="t" o:hr="t"/>
-        </w:pict>
-      </w:r>
-    </w:p>
-    <w:bookmarkEnd w:id="21"/>
+    <w:bookmarkEnd w:id="19"/>
     <w:sectPr>
       <w:pgSz w:h="15840" w:w="12240"/>
-      <w:pgMar w:bottom="1440" w:footer="720" w:gutter="0" w:header="720" w:left="1440" w:right="1440" w:top="1440"/>
+      <w:pgMar w:bottom="720" w:footer="360" w:gutter="0" w:header="360" w:left="1008" w:right="720" w:top="720"/>
       <w:cols w:space="720"/>
       <w:docGrid w:linePitch="360"/>
     </w:sectPr>
@@ -5629,36 +5113,6 @@
       <w:startOverride w:val="1"/>
     </w:lvlOverride>
   </w:num>
-  <w:num w:numId="1006">
-    <w:abstractNumId w:val="99411"/>
-    <w:lvlOverride w:ilvl="0">
-      <w:startOverride w:val="1"/>
-    </w:lvlOverride>
-    <w:lvlOverride w:ilvl="1">
-      <w:startOverride w:val="1"/>
-    </w:lvlOverride>
-    <w:lvlOverride w:ilvl="2">
-      <w:startOverride w:val="1"/>
-    </w:lvlOverride>
-    <w:lvlOverride w:ilvl="3">
-      <w:startOverride w:val="1"/>
-    </w:lvlOverride>
-    <w:lvlOverride w:ilvl="4">
-      <w:startOverride w:val="1"/>
-    </w:lvlOverride>
-    <w:lvlOverride w:ilvl="5">
-      <w:startOverride w:val="1"/>
-    </w:lvlOverride>
-    <w:lvlOverride w:ilvl="6">
-      <w:startOverride w:val="1"/>
-    </w:lvlOverride>
-    <w:lvlOverride w:ilvl="7">
-      <w:startOverride w:val="1"/>
-    </w:lvlOverride>
-    <w:lvlOverride w:ilvl="8">
-      <w:startOverride w:val="1"/>
-    </w:lvlOverride>
-  </w:num>
 </w:numbering>
 </file>
 
@@ -5675,7 +5129,11 @@
         <w14:ligatures w14:val="standardContextual"/>
       </w:rPr>
     </w:rPrDefault>
-    <w:pPrDefault/>
+    <w:pPrDefault>
+      <w:pPr>
+        <w:spacing w:before="0"/>
+      </w:pPr>
+    </w:pPrDefault>
   </w:docDefaults>
   <w:latentStyles w:count="376" w:defLockedState="0" w:defQFormat="0" w:defSemiHidden="0" w:defUIPriority="99" w:defUnhideWhenUsed="0">
     <w:lsdException w:name="Normal" w:qFormat="1" w:uiPriority="0"/>
@@ -6070,7 +5528,7 @@
     <w:pPr>
       <w:keepNext/>
       <w:keepLines/>
-      <w:spacing w:after="80" w:before="360"/>
+      <w:spacing w:after="80" w:before="120"/>
       <w:outlineLvl w:val="0"/>
     </w:pPr>
     <w:rPr>
@@ -6094,7 +5552,7 @@
     <w:pPr>
       <w:keepNext/>
       <w:keepLines/>
-      <w:spacing w:after="80" w:before="160"/>
+      <w:spacing w:after="80" w:before="100"/>
       <w:outlineLvl w:val="1"/>
     </w:pPr>
     <w:rPr>
@@ -6115,7 +5573,7 @@
     <w:pPr>
       <w:keepNext/>
       <w:keepLines/>
-      <w:spacing w:after="80" w:before="160"/>
+      <w:spacing w:after="80" w:before="80"/>
       <w:outlineLvl w:val="2"/>
     </w:pPr>
     <w:rPr>
@@ -6160,7 +5618,7 @@
     <w:pPr>
       <w:keepNext/>
       <w:keepLines/>
-      <w:spacing w:after="40" w:before="80"/>
+      <w:spacing w:after="40" w:before="60"/>
       <w:outlineLvl w:val="4"/>
     </w:pPr>
     <w:rPr>
@@ -6181,7 +5639,7 @@
     <w:pPr>
       <w:keepNext/>
       <w:keepLines/>
-      <w:spacing w:before="40"/>
+      <w:spacing w:before="60"/>
       <w:outlineLvl w:val="5"/>
     </w:pPr>
     <w:rPr>
@@ -6203,7 +5661,7 @@
     <w:pPr>
       <w:keepNext/>
       <w:keepLines/>
-      <w:spacing w:before="40"/>
+      <w:spacing w:before="60"/>
       <w:outlineLvl w:val="6"/>
     </w:pPr>
     <w:rPr>
@@ -6222,6 +5680,7 @@
     <w:qFormat/>
     <w:rsid w:val="00846576"/>
     <w:pPr>
+      <w:spacing w:before="60"/>
       <w:keepNext/>
       <w:keepLines/>
       <w:outlineLvl w:val="7"/>
@@ -6243,6 +5702,7 @@
     <w:qFormat/>
     <w:rsid w:val="00846576"/>
     <w:pPr>
+      <w:spacing w:before="60"/>
       <w:keepNext/>
       <w:keepLines/>
       <w:outlineLvl w:val="8"/>
@@ -6405,7 +5865,7 @@
     <w:qFormat/>
     <w:rsid w:val="00AF5CF1"/>
     <w:pPr>
-      <w:spacing w:after="80"/>
+      <w:spacing w:after="80" w:before="0"/>
       <w:contextualSpacing/>
     </w:pPr>
     <w:rPr>
@@ -6442,7 +5902,7 @@
       <w:numPr>
         <w:ilvl w:val="1"/>
       </w:numPr>
-      <w:spacing w:after="160"/>
+      <w:spacing w:after="160" w:before="0"/>
     </w:pPr>
     <w:rPr>
       <w:rFonts w:asciiTheme="minorHAnsi" w:cstheme="majorBidi" w:eastAsiaTheme="majorEastAsia" w:hAnsiTheme="minorHAnsi"/>
@@ -6475,7 +5935,7 @@
     <w:qFormat/>
     <w:rsid w:val="00AF5CF1"/>
     <w:pPr>
-      <w:spacing w:after="160" w:before="160"/>
+      <w:spacing w:after="160" w:before="0"/>
       <w:jc w:val="center"/>
     </w:pPr>
     <w:rPr>
@@ -6503,6 +5963,7 @@
     <w:qFormat/>
     <w:rsid w:val="00AF5CF1"/>
     <w:pPr>
+      <w:spacing w:before="0"/>
       <w:ind w:left="720"/>
       <w:contextualSpacing/>
     </w:pPr>
@@ -6532,7 +5993,7 @@
         <w:top w:color="0F4761" w:space="10" w:sz="4" w:themeColor="accent1" w:themeShade="BF" w:val="single"/>
         <w:bottom w:color="0F4761" w:space="10" w:sz="4" w:themeColor="accent1" w:themeShade="BF" w:val="single"/>
       </w:pBdr>
-      <w:spacing w:after="360" w:before="360"/>
+      <w:spacing w:after="360" w:before="0"/>
       <w:ind w:left="864" w:right="864"/>
       <w:jc w:val="center"/>
     </w:pPr>
@@ -6594,7 +6055,7 @@
         <w:right w:color="FF0000" w:space="4" w:sz="8" w:val="single"/>
       </w:pBdr>
       <w:shd w:color="auto" w:fill="FBFBFB" w:val="clear"/>
-      <w:spacing w:after="120" w:before="120"/>
+      <w:spacing w:after="60" w:before="0"/>
       <w:ind w:left="432" w:right="432"/>
     </w:pPr>
     <w:rPr>
@@ -6615,7 +6076,7 @@
         <w:right w:color="BFBFBF" w:space="4" w:sz="6" w:val="single"/>
       </w:pBdr>
       <w:shd w:color="auto" w:fill="FBFBFB" w:val="clear"/>
-      <w:spacing w:after="240" w:before="240"/>
+      <w:spacing w:after="60" w:before="0"/>
       <w:ind w:left="432" w:right="432"/>
     </w:pPr>
     <w:rPr>
@@ -6636,7 +6097,7 @@
         <w:right w:color="BFBFBF" w:space="4" w:sz="6" w:val="single"/>
       </w:pBdr>
       <w:shd w:color="auto" w:fill="FBFBFB" w:val="clear"/>
-      <w:spacing w:after="240" w:before="240"/>
+      <w:spacing w:after="60" w:before="0"/>
       <w:ind w:left="432" w:right="432"/>
     </w:pPr>
     <w:rPr>
@@ -6682,7 +6143,7 @@
     <w:unhideWhenUsed/>
     <w:rsid w:val="00322D32"/>
     <w:pPr>
-      <w:spacing w:after="100"/>
+      <w:spacing w:after="100" w:before="0"/>
     </w:pPr>
   </w:style>
   <w:style w:type="character" w:customStyle="1" w:styleId="KeywordTok">

--- a/docs/content/nested_anova/nested_anova_activity.docx
+++ b/docs/content/nested_anova/nested_anova_activity.docx
@@ -5131,7 +5131,7 @@
     </w:rPrDefault>
     <w:pPrDefault>
       <w:pPr>
-        <w:spacing w:before="0"/>
+        <w:spacing w:after="0" w:before="0" w:line="240" w:lineRule="auto"/>
       </w:pPr>
     </w:pPrDefault>
   </w:docDefaults>
